--- a/cursos/Lei Lucas.docx
+++ b/cursos/Lei Lucas.docx
@@ -449,50 +449,42 @@
         </w:rPr>
         <w:t>.</w:t>
       </w:r>
-    </w:p>
-    <w:p>
-      <w:pPr>
-        <w:rPr>
-          <w:rFonts w:ascii="Corsiva" w:hAnsi="Corsiva" w:eastAsia="Corsiva" w:cs="Corsiva"/>
-          <w:sz w:val="32"/>
-          <w:szCs w:val="32"/>
-        </w:rPr>
-      </w:pPr>
-    </w:p>
-    <w:p>
-      <w:pPr>
-        <w:rPr>
-          <w:rFonts w:hint="default" w:ascii="Corsiva" w:hAnsi="Corsiva" w:eastAsia="Corsiva" w:cs="Corsiva"/>
-          <w:sz w:val="32"/>
-          <w:szCs w:val="32"/>
-          <w:lang w:val="pt-BR"/>
-        </w:rPr>
-      </w:pPr>
-      <w:r>
-        <w:rPr>
-          <w:rFonts w:ascii="Corsiva" w:hAnsi="Corsiva" w:eastAsia="Corsiva" w:cs="Corsiva"/>
-          <w:sz w:val="32"/>
-          <w:szCs w:val="32"/>
-        </w:rPr>
-        <w:t xml:space="preserve"> Carlos Alexandre R.  Faria                                                               </w:t>
-      </w:r>
       <w:bookmarkStart w:id="0" w:name="_GoBack"/>
       <w:bookmarkEnd w:id="0"/>
-      <w:r>
-        <w:rPr>
-          <w:rFonts w:ascii="Corsiva" w:hAnsi="Corsiva" w:eastAsia="Corsiva" w:cs="Corsiva"/>
-          <w:sz w:val="32"/>
-          <w:szCs w:val="32"/>
-        </w:rPr>
-        <w:t xml:space="preserve">                                                        </w:t>
-      </w:r>
-      <w:r>
+    </w:p>
+    <w:p>
+      <w:pPr>
+        <w:rPr>
+          <w:rFonts w:ascii="Corsiva" w:hAnsi="Corsiva" w:eastAsia="Corsiva" w:cs="Corsiva"/>
+          <w:sz w:val="32"/>
+          <w:szCs w:val="32"/>
+        </w:rPr>
+      </w:pPr>
+    </w:p>
+    <w:p>
+      <w:pPr>
         <w:rPr>
           <w:rFonts w:hint="default" w:ascii="Corsiva" w:hAnsi="Corsiva" w:eastAsia="Corsiva" w:cs="Corsiva"/>
           <w:sz w:val="32"/>
           <w:szCs w:val="32"/>
           <w:lang w:val="pt-BR"/>
         </w:rPr>
+      </w:pPr>
+      <w:r>
+        <w:rPr>
+          <w:rFonts w:ascii="Corsiva" w:hAnsi="Corsiva" w:eastAsia="Corsiva" w:cs="Corsiva"/>
+          <w:sz w:val="32"/>
+          <w:szCs w:val="32"/>
+        </w:rPr>
+        <w:t xml:space="preserve"> Carlos Alexandre R.  Faria                                                                                                       </w:t>
+      </w:r>
+      <w:r>
+        <w:rPr>
+          <w:rFonts w:hint="default" w:ascii="Corsiva" w:hAnsi="Corsiva" w:eastAsia="Corsiva" w:cs="Corsiva"/>
+          <w:sz w:val="32"/>
+          <w:szCs w:val="32"/>
+          <w:lang w:val="pt-BR"/>
+        </w:rPr>
         <w:t>{{ALUNO}}</w:t>
       </w:r>
       <w:r>
@@ -501,7 +493,7 @@
           <w:sz w:val="32"/>
           <w:szCs w:val="32"/>
         </w:rPr>
-        <w:t xml:space="preserve">                                                                                                                                                                                                                                          Reg. MTE 0056818/MG                                                                                                                                 </w:t>
+        <w:t xml:space="preserve">                                                                                                                                                                                                                                          Reg. MTE 0056818/MG                                                                                                              </w:t>
       </w:r>
       <w:r>
         <w:rPr>
@@ -510,7 +502,7 @@
           <w:szCs w:val="32"/>
           <w:lang w:val="pt-BR"/>
         </w:rPr>
-        <w:t>Aluno</w:t>
+        <w:t xml:space="preserve">   Aluno</w:t>
       </w:r>
       <w:r>
         <w:rPr>
